--- a/week-6-field-dip/week-6-concept-profile.docx
+++ b/week-6-field-dip/week-6-concept-profile.docx
@@ -8,7 +8,7 @@
       </w:pPr>
       <w:r>
         <w:rPr>
-          <w:rFonts w:ascii="Inter" w:hAnsi="Inter" w:cs="Inter"/>
+          <w:rFonts w:ascii="Calibri" w:hAnsi="Calibri" w:cs="Calibri"/>
           <w:b/>
           <w:bCs/>
           <w:sz w:val="24"/>
@@ -25,7 +25,7 @@
       </w:pPr>
       <w:r>
         <w:rPr>
-          <w:rFonts w:ascii="Inter" w:hAnsi="Inter" w:cs="Inter"/>
+          <w:rFonts w:ascii="Calibri" w:hAnsi="Calibri" w:cs="Calibri"/>
           <w:b/>
           <w:bCs/>
           <w:sz w:val="24"/>
@@ -42,7 +42,7 @@
       </w:pPr>
       <w:r>
         <w:rPr>
-          <w:rFonts w:ascii="Inter" w:hAnsi="Inter" w:cs="Inter"/>
+          <w:rFonts w:ascii="Calibri" w:hAnsi="Calibri" w:cs="Calibri"/>
           <w:b/>
           <w:bCs/>
           <w:sz w:val="24"/>
@@ -57,7 +57,7 @@
       </w:pPr>
       <w:r>
         <w:rPr>
-          <w:rFonts w:ascii="Inter" w:hAnsi="Inter" w:eastAsia="ＭＳ ゴシック" w:cs="Inter" w:asciiTheme="majorHAnsi" w:hAnsiTheme="majorHAnsi" w:eastAsiaTheme="majorEastAsia" w:csTheme="majorBidi"/>
+          <w:rFonts w:ascii="Calibri" w:hAnsi="Calibri" w:eastAsia="ＭＳ ゴシック" w:cs="Calibri" w:asciiTheme="majorHAnsi" w:hAnsiTheme="majorHAnsi" w:eastAsiaTheme="majorEastAsia" w:csTheme="majorBidi"/>
           <w:b/>
           <w:bCs/>
           <w:color w:val="4F81BD" w:themeColor="accent1"/>
@@ -73,7 +73,7 @@
       </w:pPr>
       <w:r>
         <w:rPr>
-          <w:rFonts w:ascii="Inter" w:hAnsi="Inter" w:eastAsia="ＭＳ 明朝" w:cs="Inter" w:eastAsiaTheme="minorEastAsia"/>
+          <w:rFonts w:ascii="Calibri" w:hAnsi="Calibri" w:eastAsia="ＭＳ 明朝" w:cs="Calibri" w:eastAsiaTheme="minorEastAsia"/>
           <w:sz w:val="22"/>
           <w:szCs w:val="22"/>
         </w:rPr>
@@ -86,7 +86,7 @@
       </w:pPr>
       <w:r>
         <w:rPr>
-          <w:rFonts w:ascii="Inter" w:hAnsi="Inter" w:eastAsia="ＭＳ 明朝" w:cs="Inter" w:eastAsiaTheme="minorEastAsia"/>
+          <w:rFonts w:ascii="Calibri" w:hAnsi="Calibri" w:eastAsia="ＭＳ 明朝" w:cs="Calibri" w:eastAsiaTheme="minorEastAsia"/>
           <w:sz w:val="22"/>
           <w:szCs w:val="22"/>
         </w:rPr>
@@ -94,7 +94,7 @@
       </w:r>
       <w:r>
         <w:rPr>
-          <w:rFonts w:ascii="Inter" w:hAnsi="Inter" w:eastAsia="ＭＳ 明朝" w:cs="Inter" w:eastAsiaTheme="minorEastAsia"/>
+          <w:rFonts w:ascii="Calibri" w:hAnsi="Calibri" w:eastAsia="ＭＳ 明朝" w:cs="Calibri" w:eastAsiaTheme="minorEastAsia"/>
           <w:b/>
           <w:bCs/>
           <w:sz w:val="22"/>
@@ -104,7 +104,7 @@
       </w:r>
       <w:r>
         <w:rPr>
-          <w:rFonts w:ascii="Inter" w:hAnsi="Inter" w:eastAsia="ＭＳ 明朝" w:cs="Inter" w:eastAsiaTheme="minorEastAsia"/>
+          <w:rFonts w:ascii="Calibri" w:hAnsi="Calibri" w:eastAsia="ＭＳ 明朝" w:cs="Calibri" w:eastAsiaTheme="minorEastAsia"/>
           <w:sz w:val="22"/>
           <w:szCs w:val="22"/>
         </w:rPr>
@@ -117,7 +117,7 @@
       </w:pPr>
       <w:r>
         <w:rPr>
-          <w:rFonts w:ascii="Inter" w:hAnsi="Inter" w:eastAsia="ＭＳ ゴシック" w:cs="Inter" w:asciiTheme="majorHAnsi" w:hAnsiTheme="majorHAnsi" w:eastAsiaTheme="majorEastAsia" w:csTheme="majorBidi"/>
+          <w:rFonts w:ascii="Calibri" w:hAnsi="Calibri" w:eastAsia="ＭＳ ゴシック" w:cs="Calibri" w:asciiTheme="majorHAnsi" w:hAnsiTheme="majorHAnsi" w:eastAsiaTheme="majorEastAsia" w:csTheme="majorBidi"/>
           <w:b/>
           <w:bCs/>
           <w:color w:val="4F81BD" w:themeColor="accent1"/>
@@ -133,7 +133,7 @@
       </w:pPr>
       <w:r>
         <w:rPr>
-          <w:rFonts w:ascii="Inter" w:hAnsi="Inter" w:eastAsia="ＭＳ 明朝" w:cs="Inter" w:eastAsiaTheme="minorEastAsia"/>
+          <w:rFonts w:ascii="Calibri" w:hAnsi="Calibri" w:eastAsia="ＭＳ 明朝" w:cs="Calibri" w:eastAsiaTheme="minorEastAsia"/>
           <w:sz w:val="22"/>
           <w:szCs w:val="22"/>
         </w:rPr>
@@ -147,7 +147,7 @@
       </w:pPr>
       <w:r>
         <w:rPr>
-          <w:rFonts w:ascii="Inter" w:hAnsi="Inter" w:eastAsia="ＭＳ 明朝" w:cs="Inter" w:eastAsiaTheme="minorEastAsia"/>
+          <w:rFonts w:ascii="Calibri" w:hAnsi="Calibri" w:eastAsia="ＭＳ 明朝" w:cs="Calibri" w:eastAsiaTheme="minorEastAsia"/>
           <w:b/>
           <w:bCs/>
           <w:sz w:val="22"/>
@@ -157,7 +157,7 @@
       </w:r>
       <w:r>
         <w:rPr>
-          <w:rFonts w:ascii="Inter" w:hAnsi="Inter" w:eastAsia="ＭＳ 明朝" w:cs="Inter" w:eastAsiaTheme="minorEastAsia"/>
+          <w:rFonts w:ascii="Calibri" w:hAnsi="Calibri" w:eastAsia="ＭＳ 明朝" w:cs="Calibri" w:eastAsiaTheme="minorEastAsia"/>
           <w:sz w:val="22"/>
           <w:szCs w:val="22"/>
         </w:rPr>
@@ -171,7 +171,7 @@
       </w:pPr>
       <w:r>
         <w:rPr>
-          <w:rFonts w:ascii="Inter" w:hAnsi="Inter" w:eastAsia="ＭＳ 明朝" w:cs="Inter" w:eastAsiaTheme="minorEastAsia"/>
+          <w:rFonts w:ascii="Calibri" w:hAnsi="Calibri" w:eastAsia="ＭＳ 明朝" w:cs="Calibri" w:eastAsiaTheme="minorEastAsia"/>
           <w:b/>
           <w:bCs/>
           <w:sz w:val="22"/>
@@ -181,7 +181,7 @@
       </w:r>
       <w:r>
         <w:rPr>
-          <w:rFonts w:ascii="Inter" w:hAnsi="Inter" w:eastAsia="ＭＳ 明朝" w:cs="Inter" w:eastAsiaTheme="minorEastAsia"/>
+          <w:rFonts w:ascii="Calibri" w:hAnsi="Calibri" w:eastAsia="ＭＳ 明朝" w:cs="Calibri" w:eastAsiaTheme="minorEastAsia"/>
           <w:sz w:val="22"/>
           <w:szCs w:val="22"/>
         </w:rPr>
@@ -195,7 +195,7 @@
       </w:pPr>
       <w:r>
         <w:rPr>
-          <w:rFonts w:ascii="Inter" w:hAnsi="Inter" w:eastAsia="ＭＳ 明朝" w:cs="Inter" w:eastAsiaTheme="minorEastAsia"/>
+          <w:rFonts w:ascii="Calibri" w:hAnsi="Calibri" w:eastAsia="ＭＳ 明朝" w:cs="Calibri" w:eastAsiaTheme="minorEastAsia"/>
           <w:b/>
           <w:bCs/>
           <w:sz w:val="22"/>
@@ -205,7 +205,7 @@
       </w:r>
       <w:r>
         <w:rPr>
-          <w:rFonts w:ascii="Inter" w:hAnsi="Inter" w:eastAsia="ＭＳ 明朝" w:cs="Inter" w:eastAsiaTheme="minorEastAsia"/>
+          <w:rFonts w:ascii="Calibri" w:hAnsi="Calibri" w:eastAsia="ＭＳ 明朝" w:cs="Calibri" w:eastAsiaTheme="minorEastAsia"/>
           <w:sz w:val="22"/>
           <w:szCs w:val="22"/>
         </w:rPr>
@@ -219,7 +219,7 @@
       </w:pPr>
       <w:r>
         <w:rPr>
-          <w:rFonts w:ascii="Inter" w:hAnsi="Inter" w:eastAsia="ＭＳ 明朝" w:cs="Inter" w:eastAsiaTheme="minorEastAsia"/>
+          <w:rFonts w:ascii="Calibri" w:hAnsi="Calibri" w:eastAsia="ＭＳ 明朝" w:cs="Calibri" w:eastAsiaTheme="minorEastAsia"/>
           <w:b/>
           <w:bCs/>
           <w:sz w:val="22"/>
@@ -229,7 +229,7 @@
       </w:r>
       <w:r>
         <w:rPr>
-          <w:rFonts w:ascii="Inter" w:hAnsi="Inter" w:eastAsia="ＭＳ 明朝" w:cs="Inter" w:eastAsiaTheme="minorEastAsia"/>
+          <w:rFonts w:ascii="Calibri" w:hAnsi="Calibri" w:eastAsia="ＭＳ 明朝" w:cs="Calibri" w:eastAsiaTheme="minorEastAsia"/>
           <w:sz w:val="22"/>
           <w:szCs w:val="22"/>
         </w:rPr>
@@ -243,7 +243,7 @@
       </w:pPr>
       <w:r>
         <w:rPr>
-          <w:rFonts w:ascii="Inter" w:hAnsi="Inter" w:eastAsia="ＭＳ 明朝" w:cs="Inter" w:eastAsiaTheme="minorEastAsia"/>
+          <w:rFonts w:ascii="Calibri" w:hAnsi="Calibri" w:eastAsia="ＭＳ 明朝" w:cs="Calibri" w:eastAsiaTheme="minorEastAsia"/>
           <w:b/>
           <w:bCs/>
           <w:sz w:val="22"/>
@@ -253,7 +253,7 @@
       </w:r>
       <w:r>
         <w:rPr>
-          <w:rFonts w:ascii="Inter" w:hAnsi="Inter" w:eastAsia="ＭＳ 明朝" w:cs="Inter" w:eastAsiaTheme="minorEastAsia"/>
+          <w:rFonts w:ascii="Calibri" w:hAnsi="Calibri" w:eastAsia="ＭＳ 明朝" w:cs="Calibri" w:eastAsiaTheme="minorEastAsia"/>
           <w:sz w:val="22"/>
           <w:szCs w:val="22"/>
         </w:rPr>
@@ -267,7 +267,7 @@
       </w:pPr>
       <w:r>
         <w:rPr>
-          <w:rFonts w:ascii="Inter" w:hAnsi="Inter" w:eastAsia="ＭＳ 明朝" w:cs="Inter" w:eastAsiaTheme="minorEastAsia"/>
+          <w:rFonts w:ascii="Calibri" w:hAnsi="Calibri" w:eastAsia="ＭＳ 明朝" w:cs="Calibri" w:eastAsiaTheme="minorEastAsia"/>
           <w:b/>
           <w:bCs/>
           <w:sz w:val="22"/>
@@ -277,7 +277,7 @@
       </w:r>
       <w:r>
         <w:rPr>
-          <w:rFonts w:ascii="Inter" w:hAnsi="Inter" w:eastAsia="ＭＳ 明朝" w:cs="Inter" w:eastAsiaTheme="minorEastAsia"/>
+          <w:rFonts w:ascii="Calibri" w:hAnsi="Calibri" w:eastAsia="ＭＳ 明朝" w:cs="Calibri" w:eastAsiaTheme="minorEastAsia"/>
           <w:sz w:val="22"/>
           <w:szCs w:val="22"/>
         </w:rPr>
@@ -291,7 +291,7 @@
       </w:pPr>
       <w:r>
         <w:rPr>
-          <w:rFonts w:ascii="Inter" w:hAnsi="Inter" w:eastAsia="ＭＳ 明朝" w:cs="Inter" w:eastAsiaTheme="minorEastAsia"/>
+          <w:rFonts w:ascii="Calibri" w:hAnsi="Calibri" w:eastAsia="ＭＳ 明朝" w:cs="Calibri" w:eastAsiaTheme="minorEastAsia"/>
           <w:b/>
           <w:bCs/>
           <w:sz w:val="22"/>
@@ -301,7 +301,7 @@
       </w:r>
       <w:r>
         <w:rPr>
-          <w:rFonts w:ascii="Inter" w:hAnsi="Inter" w:eastAsia="ＭＳ 明朝" w:cs="Inter" w:eastAsiaTheme="minorEastAsia"/>
+          <w:rFonts w:ascii="Calibri" w:hAnsi="Calibri" w:eastAsia="ＭＳ 明朝" w:cs="Calibri" w:eastAsiaTheme="minorEastAsia"/>
           <w:sz w:val="22"/>
           <w:szCs w:val="22"/>
         </w:rPr>
@@ -314,7 +314,7 @@
       </w:pPr>
       <w:r>
         <w:rPr>
-          <w:rFonts w:ascii="Inter" w:hAnsi="Inter" w:eastAsia="ＭＳ ゴシック" w:cs="Inter" w:asciiTheme="majorHAnsi" w:hAnsiTheme="majorHAnsi" w:eastAsiaTheme="majorEastAsia" w:csTheme="majorBidi"/>
+          <w:rFonts w:ascii="Calibri" w:hAnsi="Calibri" w:eastAsia="ＭＳ ゴシック" w:cs="Calibri" w:asciiTheme="majorHAnsi" w:hAnsiTheme="majorHAnsi" w:eastAsiaTheme="majorEastAsia" w:csTheme="majorBidi"/>
           <w:b/>
           <w:bCs/>
           <w:color w:val="4F81BD" w:themeColor="accent1"/>
@@ -331,7 +331,7 @@
       </w:pPr>
       <w:r>
         <w:rPr>
-          <w:rFonts w:ascii="Inter" w:hAnsi="Inter" w:eastAsia="ＭＳ 明朝" w:cs="Inter" w:eastAsiaTheme="minorEastAsia"/>
+          <w:rFonts w:ascii="Calibri" w:hAnsi="Calibri" w:eastAsia="ＭＳ 明朝" w:cs="Calibri" w:eastAsiaTheme="minorEastAsia"/>
           <w:sz w:val="22"/>
           <w:szCs w:val="22"/>
         </w:rPr>
@@ -345,7 +345,7 @@
       </w:pPr>
       <w:r>
         <w:rPr>
-          <w:rFonts w:ascii="Inter" w:hAnsi="Inter" w:eastAsia="ＭＳ 明朝" w:cs="Inter" w:eastAsiaTheme="minorEastAsia"/>
+          <w:rFonts w:ascii="Calibri" w:hAnsi="Calibri" w:eastAsia="ＭＳ 明朝" w:cs="Calibri" w:eastAsiaTheme="minorEastAsia"/>
           <w:sz w:val="22"/>
           <w:szCs w:val="22"/>
         </w:rPr>
@@ -359,7 +359,7 @@
       </w:pPr>
       <w:r>
         <w:rPr>
-          <w:rFonts w:ascii="Inter" w:hAnsi="Inter" w:eastAsia="ＭＳ 明朝" w:cs="Inter" w:eastAsiaTheme="minorEastAsia"/>
+          <w:rFonts w:ascii="Calibri" w:hAnsi="Calibri" w:eastAsia="ＭＳ 明朝" w:cs="Calibri" w:eastAsiaTheme="minorEastAsia"/>
           <w:sz w:val="22"/>
           <w:szCs w:val="22"/>
         </w:rPr>
@@ -372,7 +372,7 @@
       </w:pPr>
       <w:r>
         <w:rPr>
-          <w:rFonts w:ascii="Inter" w:hAnsi="Inter" w:eastAsia="ＭＳ ゴシック" w:cs="Inter" w:asciiTheme="majorHAnsi" w:hAnsiTheme="majorHAnsi" w:eastAsiaTheme="majorEastAsia" w:csTheme="majorBidi"/>
+          <w:rFonts w:ascii="Calibri" w:hAnsi="Calibri" w:eastAsia="ＭＳ ゴシック" w:cs="Calibri" w:asciiTheme="majorHAnsi" w:hAnsiTheme="majorHAnsi" w:eastAsiaTheme="majorEastAsia" w:csTheme="majorBidi"/>
           <w:b/>
           <w:bCs/>
           <w:color w:val="4F81BD" w:themeColor="accent1"/>
@@ -388,7 +388,7 @@
       </w:pPr>
       <w:r>
         <w:rPr>
-          <w:rFonts w:ascii="Inter" w:hAnsi="Inter" w:eastAsia="ＭＳ 明朝" w:cs="Inter" w:eastAsiaTheme="minorEastAsia"/>
+          <w:rFonts w:ascii="Calibri" w:hAnsi="Calibri" w:eastAsia="ＭＳ 明朝" w:cs="Calibri" w:eastAsiaTheme="minorEastAsia"/>
           <w:sz w:val="22"/>
           <w:szCs w:val="22"/>
         </w:rPr>
@@ -401,7 +401,7 @@
       </w:pPr>
       <w:r>
         <w:rPr>
-          <w:rFonts w:ascii="Inter" w:hAnsi="Inter" w:eastAsia="ＭＳ 明朝" w:cs="Inter" w:eastAsiaTheme="minorEastAsia"/>
+          <w:rFonts w:ascii="Calibri" w:hAnsi="Calibri" w:eastAsia="ＭＳ 明朝" w:cs="Calibri" w:eastAsiaTheme="minorEastAsia"/>
           <w:sz w:val="22"/>
           <w:szCs w:val="22"/>
         </w:rPr>
@@ -414,7 +414,7 @@
       </w:pPr>
       <w:r>
         <w:rPr>
-          <w:rFonts w:ascii="Inter" w:hAnsi="Inter" w:eastAsia="ＭＳ ゴシック" w:cs="Inter" w:asciiTheme="majorHAnsi" w:hAnsiTheme="majorHAnsi" w:eastAsiaTheme="majorEastAsia" w:csTheme="majorBidi"/>
+          <w:rFonts w:ascii="Calibri" w:hAnsi="Calibri" w:eastAsia="ＭＳ ゴシック" w:cs="Calibri" w:asciiTheme="majorHAnsi" w:hAnsiTheme="majorHAnsi" w:eastAsiaTheme="majorEastAsia" w:csTheme="majorBidi"/>
           <w:b/>
           <w:bCs/>
           <w:color w:val="4F81BD" w:themeColor="accent1"/>
@@ -473,7 +473,7 @@
             </w:pPr>
             <w:r>
               <w:rPr>
-                <w:rFonts w:ascii="Inter" w:hAnsi="Inter" w:eastAsia="ＭＳ 明朝" w:cs="Inter" w:eastAsiaTheme="minorEastAsia"/>
+                <w:rFonts w:ascii="Calibri" w:hAnsi="Calibri" w:eastAsia="ＭＳ 明朝" w:cs="Calibri" w:eastAsiaTheme="minorEastAsia"/>
                 <w:b/>
                 <w:bCs/>
                 <w:sz w:val="22"/>
@@ -506,7 +506,7 @@
             </w:pPr>
             <w:r>
               <w:rPr>
-                <w:rFonts w:ascii="Inter" w:hAnsi="Inter" w:eastAsia="ＭＳ 明朝" w:cs="Inter" w:eastAsiaTheme="minorEastAsia"/>
+                <w:rFonts w:ascii="Calibri" w:hAnsi="Calibri" w:eastAsia="ＭＳ 明朝" w:cs="Calibri" w:eastAsiaTheme="minorEastAsia"/>
                 <w:b/>
                 <w:bCs/>
                 <w:sz w:val="22"/>
@@ -540,7 +540,7 @@
             </w:pPr>
             <w:r>
               <w:rPr>
-                <w:rFonts w:ascii="Inter" w:hAnsi="Inter" w:eastAsia="ＭＳ 明朝" w:cs="Inter" w:eastAsiaTheme="minorEastAsia"/>
+                <w:rFonts w:ascii="Calibri" w:hAnsi="Calibri" w:eastAsia="ＭＳ 明朝" w:cs="Calibri" w:eastAsiaTheme="minorEastAsia"/>
                 <w:b/>
                 <w:bCs/>
                 <w:sz w:val="22"/>
@@ -572,7 +572,7 @@
             </w:pPr>
             <w:r>
               <w:rPr>
-                <w:rFonts w:ascii="Inter" w:hAnsi="Inter" w:eastAsia="ＭＳ 明朝" w:cs="Inter" w:eastAsiaTheme="minorEastAsia"/>
+                <w:rFonts w:ascii="Calibri" w:hAnsi="Calibri" w:eastAsia="ＭＳ 明朝" w:cs="Calibri" w:eastAsiaTheme="minorEastAsia"/>
                 <w:sz w:val="22"/>
                 <w:szCs w:val="22"/>
               </w:rPr>
@@ -585,7 +585,7 @@
             </w:pPr>
             <w:r>
               <w:rPr>
-                <w:rFonts w:ascii="Inter" w:hAnsi="Inter" w:eastAsia="ＭＳ 明朝" w:cs="Inter" w:eastAsiaTheme="minorEastAsia"/>
+                <w:rFonts w:ascii="Calibri" w:hAnsi="Calibri" w:eastAsia="ＭＳ 明朝" w:cs="Calibri" w:eastAsiaTheme="minorEastAsia"/>
                 <w:sz w:val="22"/>
                 <w:szCs w:val="22"/>
               </w:rPr>
@@ -617,7 +617,7 @@
             </w:pPr>
             <w:r>
               <w:rPr>
-                <w:rFonts w:ascii="Inter" w:hAnsi="Inter" w:eastAsia="ＭＳ 明朝" w:cs="Inter" w:eastAsiaTheme="minorEastAsia"/>
+                <w:rFonts w:ascii="Calibri" w:hAnsi="Calibri" w:eastAsia="ＭＳ 明朝" w:cs="Calibri" w:eastAsiaTheme="minorEastAsia"/>
                 <w:b/>
                 <w:bCs/>
                 <w:sz w:val="22"/>
@@ -649,7 +649,7 @@
             </w:pPr>
             <w:r>
               <w:rPr>
-                <w:rFonts w:ascii="Inter" w:hAnsi="Inter" w:eastAsia="ＭＳ 明朝" w:cs="Inter" w:eastAsiaTheme="minorEastAsia"/>
+                <w:rFonts w:ascii="Calibri" w:hAnsi="Calibri" w:eastAsia="ＭＳ 明朝" w:cs="Calibri" w:eastAsiaTheme="minorEastAsia"/>
                 <w:sz w:val="22"/>
                 <w:szCs w:val="22"/>
               </w:rPr>
@@ -662,7 +662,7 @@
             </w:pPr>
             <w:r>
               <w:rPr>
-                <w:rFonts w:ascii="Inter" w:hAnsi="Inter" w:eastAsia="ＭＳ 明朝" w:cs="Inter" w:eastAsiaTheme="minorEastAsia"/>
+                <w:rFonts w:ascii="Calibri" w:hAnsi="Calibri" w:eastAsia="ＭＳ 明朝" w:cs="Calibri" w:eastAsiaTheme="minorEastAsia"/>
                 <w:sz w:val="22"/>
                 <w:szCs w:val="22"/>
               </w:rPr>
@@ -675,7 +675,7 @@
             </w:pPr>
             <w:r>
               <w:rPr>
-                <w:rFonts w:ascii="Inter" w:hAnsi="Inter" w:eastAsia="ＭＳ 明朝" w:cs="Inter" w:eastAsiaTheme="minorEastAsia"/>
+                <w:rFonts w:ascii="Calibri" w:hAnsi="Calibri" w:eastAsia="ＭＳ 明朝" w:cs="Calibri" w:eastAsiaTheme="minorEastAsia"/>
                 <w:sz w:val="22"/>
                 <w:szCs w:val="22"/>
               </w:rPr>
@@ -688,7 +688,7 @@
             </w:pPr>
             <w:r>
               <w:rPr>
-                <w:rFonts w:ascii="Inter" w:hAnsi="Inter" w:eastAsia="ＭＳ 明朝" w:cs="Inter" w:eastAsiaTheme="minorEastAsia"/>
+                <w:rFonts w:ascii="Calibri" w:hAnsi="Calibri" w:eastAsia="ＭＳ 明朝" w:cs="Calibri" w:eastAsiaTheme="minorEastAsia"/>
                 <w:sz w:val="22"/>
                 <w:szCs w:val="22"/>
               </w:rPr>
@@ -720,7 +720,7 @@
             </w:pPr>
             <w:r>
               <w:rPr>
-                <w:rFonts w:ascii="Inter" w:hAnsi="Inter" w:eastAsia="ＭＳ 明朝" w:cs="Inter" w:eastAsiaTheme="minorEastAsia"/>
+                <w:rFonts w:ascii="Calibri" w:hAnsi="Calibri" w:eastAsia="ＭＳ 明朝" w:cs="Calibri" w:eastAsiaTheme="minorEastAsia"/>
                 <w:b/>
                 <w:bCs/>
                 <w:sz w:val="22"/>
@@ -752,7 +752,7 @@
             </w:pPr>
             <w:r>
               <w:rPr>
-                <w:rFonts w:ascii="Inter" w:hAnsi="Inter" w:eastAsia="ＭＳ 明朝" w:cs="Inter" w:eastAsiaTheme="minorEastAsia"/>
+                <w:rFonts w:ascii="Calibri" w:hAnsi="Calibri" w:eastAsia="ＭＳ 明朝" w:cs="Calibri" w:eastAsiaTheme="minorEastAsia"/>
                 <w:sz w:val="22"/>
                 <w:szCs w:val="22"/>
               </w:rPr>
@@ -784,7 +784,7 @@
             </w:pPr>
             <w:r>
               <w:rPr>
-                <w:rFonts w:ascii="Inter" w:hAnsi="Inter" w:eastAsia="ＭＳ 明朝" w:cs="Inter" w:eastAsiaTheme="minorEastAsia"/>
+                <w:rFonts w:ascii="Calibri" w:hAnsi="Calibri" w:eastAsia="ＭＳ 明朝" w:cs="Calibri" w:eastAsiaTheme="minorEastAsia"/>
                 <w:b/>
                 <w:bCs/>
                 <w:sz w:val="22"/>
@@ -816,7 +816,7 @@
             </w:pPr>
             <w:r>
               <w:rPr>
-                <w:rFonts w:ascii="Inter" w:hAnsi="Inter" w:eastAsia="ＭＳ 明朝" w:cs="Inter" w:eastAsiaTheme="minorEastAsia"/>
+                <w:rFonts w:ascii="Calibri" w:hAnsi="Calibri" w:eastAsia="ＭＳ 明朝" w:cs="Calibri" w:eastAsiaTheme="minorEastAsia"/>
                 <w:sz w:val="22"/>
                 <w:szCs w:val="22"/>
               </w:rPr>
@@ -1200,7 +1200,7 @@
     <w:qFormat/>
     <w:rsid w:val="00FC693F"/>
     <w:rPr>
-      <w:rFonts w:ascii="Inter" w:hAnsi="Inter" w:cs="Inter"/>
+      <w:rFonts w:ascii="Calibri" w:hAnsi="Calibri" w:cs="Calibri"/>
     </w:rPr>
   </w:style>
   <w:style w:type="paragraph" w:styleId="Header">
@@ -1262,7 +1262,7 @@
       <w:outlineLvl w:val="0"/>
     </w:pPr>
     <w:rPr>
-      <w:rFonts w:asciiTheme="majorHAnsi" w:eastAsiaTheme="majorEastAsia" w:hAnsiTheme="majorHAnsi" w:cstheme="majorBidi" w:ascii="Inter" w:hAnsi="Inter" w:cs="Inter"/>
+      <w:rFonts w:asciiTheme="majorHAnsi" w:eastAsiaTheme="majorEastAsia" w:hAnsiTheme="majorHAnsi" w:cstheme="majorBidi" w:ascii="Calibri" w:hAnsi="Calibri" w:cs="Calibri"/>
       <w:b/>
       <w:bCs/>
       <w:color w:val="365F91" w:themeColor="accent1" w:themeShade="BF"/>
@@ -1286,7 +1286,7 @@
       <w:outlineLvl w:val="1"/>
     </w:pPr>
     <w:rPr>
-      <w:rFonts w:asciiTheme="majorHAnsi" w:eastAsiaTheme="majorEastAsia" w:hAnsiTheme="majorHAnsi" w:cstheme="majorBidi" w:ascii="Inter" w:hAnsi="Inter" w:cs="Inter"/>
+      <w:rFonts w:asciiTheme="majorHAnsi" w:eastAsiaTheme="majorEastAsia" w:hAnsiTheme="majorHAnsi" w:cstheme="majorBidi" w:ascii="Calibri" w:hAnsi="Calibri" w:cs="Calibri"/>
       <w:b/>
       <w:bCs/>
       <w:color w:val="4F81BD" w:themeColor="accent1"/>
@@ -1551,7 +1551,7 @@
       <w:contextualSpacing/>
     </w:pPr>
     <w:rPr>
-      <w:rFonts w:asciiTheme="majorHAnsi" w:eastAsiaTheme="majorEastAsia" w:hAnsiTheme="majorHAnsi" w:cstheme="majorBidi" w:ascii="Inter" w:hAnsi="Inter" w:cs="Inter"/>
+      <w:rFonts w:asciiTheme="majorHAnsi" w:eastAsiaTheme="majorEastAsia" w:hAnsiTheme="majorHAnsi" w:cstheme="majorBidi" w:ascii="Calibri" w:hAnsi="Calibri" w:cs="Calibri"/>
       <w:color w:val="17365D" w:themeColor="text2" w:themeShade="BF"/>
       <w:spacing w:val="5"/>
       <w:kern w:val="28"/>
@@ -1732,7 +1732,7 @@
       <w:contextualSpacing/>
     </w:pPr>
     <w:rPr>
-      <w:rFonts w:ascii="Inter" w:hAnsi="Inter" w:cs="Inter"/>
+      <w:rFonts w:ascii="Calibri" w:hAnsi="Calibri" w:cs="Calibri"/>
     </w:rPr>
   </w:style>
   <w:style w:type="paragraph" w:styleId="ListBullet2">
@@ -1748,7 +1748,7 @@
       <w:contextualSpacing/>
     </w:pPr>
     <w:rPr>
-      <w:rFonts w:ascii="Inter" w:hAnsi="Inter" w:cs="Inter"/>
+      <w:rFonts w:ascii="Calibri" w:hAnsi="Calibri" w:cs="Calibri"/>
     </w:rPr>
   </w:style>
   <w:style w:type="paragraph" w:styleId="ListBullet3">
@@ -1777,7 +1777,7 @@
       <w:contextualSpacing/>
     </w:pPr>
     <w:rPr>
-      <w:rFonts w:ascii="Inter" w:hAnsi="Inter" w:cs="Inter"/>
+      <w:rFonts w:ascii="Calibri" w:hAnsi="Calibri" w:cs="Calibri"/>
     </w:rPr>
   </w:style>
   <w:style w:type="paragraph" w:styleId="ListNumber2">
